--- a/ModernControl/word_output/ch08_DDPG理论算法与闸门控制.docx
+++ b/ModernControl/word_output/ch08_DDPG理论算法与闸门控制.docx
@@ -2,7 +2,7 @@
 <file path=word/document.xml><?xml version="1.0" encoding="utf-8"?>
 <w:document xmlns:w="http://schemas.openxmlformats.org/wordprocessingml/2006/main" xmlns:m="http://schemas.openxmlformats.org/officeDocument/2006/math" xmlns:r="http://schemas.openxmlformats.org/officeDocument/2006/relationships" xmlns:o="urn:schemas-microsoft-com:office:office" xmlns:v="urn:schemas-microsoft-com:vml" xmlns:w10="urn:schemas-microsoft-com:office:word" xmlns:a="http://schemas.openxmlformats.org/drawingml/2006/main" xmlns:pic="http://schemas.openxmlformats.org/drawingml/2006/picture" xmlns:wp="http://schemas.openxmlformats.org/drawingml/2006/wordprocessingDrawing">
   <w:body>
-    <w:bookmarkStart w:id="44" w:name="第8章-ddpg算法与连续闸门控制"/>
+    <w:bookmarkStart w:id="45" w:name="第8章-ddpg算法与连续闸门控制"/>
     <w:p>
       <w:pPr>
         <w:pStyle w:val="Heading1"/>
@@ -489,6 +489,19 @@
           <w:bCs/>
         </w:rPr>
         <w:t xml:space="preserve">随机策略与确定性策略对比</w:t>
+      </w:r>
+    </w:p>
+    <w:p>
+      <w:pPr>
+        <w:pStyle w:val="BodyText"/>
+      </w:pPr>
+      <w:r>
+        <w:rPr>
+          <w:rFonts w:hint="eastAsia"/>
+          <w:b/>
+          <w:bCs/>
+        </w:rPr>
+        <w:t xml:space="preserve">表8-1</w:t>
       </w:r>
     </w:p>
     <w:tbl>
@@ -2442,6 +2455,19 @@
           <w:rFonts w:hint="eastAsia"/>
         </w:rPr>
         <w:t xml:space="preserve">DDPG使用四个神经网络：</w:t>
+      </w:r>
+    </w:p>
+    <w:p>
+      <w:pPr>
+        <w:pStyle w:val="BodyText"/>
+      </w:pPr>
+      <w:r>
+        <w:rPr>
+          <w:rFonts w:hint="eastAsia"/>
+          <w:b/>
+          <w:bCs/>
+        </w:rPr>
+        <w:t xml:space="preserve">表8-2</w:t>
       </w:r>
     </w:p>
     <w:tbl>
@@ -3361,6 +3387,83 @@
         </m:oMath>
       </m:oMathPara>
     </w:p>
+    <w:tbl>
+      <w:tblPr>
+        <w:tblStyle w:val="FigureTable"/>
+        <w:tblW w:type="auto" w:w="0"/>
+        <w:jc w:val="center"/>
+        <w:tblLook w:firstRow="0" w:lastRow="0" w:firstColumn="0" w:lastColumn="0"/>
+      </w:tblPr>
+      <w:tblGrid>
+        <w:gridCol w:w="7920"/>
+      </w:tblGrid>
+      <w:tr>
+        <w:tc>
+          <w:tcPr/>
+          <w:p>
+            <w:pPr>
+              <w:pStyle w:val="Compact"/>
+              <w:jc w:val="center"/>
+            </w:pPr>
+            <w:r>
+              <w:rPr>
+                <w:rFonts w:hint="eastAsia"/>
+              </w:rPr>
+              <w:t xml:space="preserve">图8-2</w:t>
+            </w:r>
+            <w:r>
+              <w:t xml:space="preserve"> </w:t>
+            </w:r>
+            <w:r>
+              <w:rPr>
+                <w:rFonts w:hint="eastAsia"/>
+              </w:rPr>
+              <w:t xml:space="preserve">Actor-Critic架构示意</w:t>
+            </w:r>
+          </w:p>
+        </w:tc>
+      </w:tr>
+    </w:tbl>
+    <w:p>
+      <w:pPr>
+        <w:pStyle w:val="ImageCaption"/>
+      </w:pPr>
+      <w:r>
+        <w:rPr>
+          <w:rFonts w:hint="eastAsia"/>
+        </w:rPr>
+        <w:t xml:space="preserve">图8-2</w:t>
+      </w:r>
+      <w:r>
+        <w:t xml:space="preserve"> </w:t>
+      </w:r>
+      <w:r>
+        <w:rPr>
+          <w:rFonts w:hint="eastAsia"/>
+        </w:rPr>
+        <w:t xml:space="preserve">Actor-Critic架构示意</w:t>
+      </w:r>
+    </w:p>
+    <w:p>
+      <w:pPr>
+        <w:pStyle w:val="BlockText"/>
+      </w:pPr>
+      <w:r>
+        <w:rPr>
+          <w:rFonts w:hint="eastAsia"/>
+        </w:rPr>
+        <w:t xml:space="preserve">图8-2:</w:t>
+      </w:r>
+      <w:r>
+        <w:t xml:space="preserve"> </w:t>
+      </w:r>
+      <w:r>
+        <w:rPr>
+          <w:rFonts w:hint="eastAsia"/>
+        </w:rPr>
+        <w:t xml:space="preserve">DDPG的Actor-Critic架构——Actor输出闸门动作，Critic评估Q值，TD误差驱动两网络更新</w:t>
+      </w:r>
+    </w:p>
     <w:bookmarkEnd w:id="18"/>
     <w:bookmarkStart w:id="19" w:name="actor更新"/>
     <w:p>
@@ -12061,6 +12164,19 @@
           <w:bCs/>
         </w:rPr>
         <w:t xml:space="preserve">DQN与DDPG闸门控制对比</w:t>
+      </w:r>
+    </w:p>
+    <w:p>
+      <w:pPr>
+        <w:pStyle w:val="BodyText"/>
+      </w:pPr>
+      <w:r>
+        <w:rPr>
+          <w:rFonts w:hint="eastAsia"/>
+          <w:b/>
+          <w:bCs/>
+        </w:rPr>
+        <w:t xml:space="preserve">表8-3</w:t>
       </w:r>
     </w:p>
     <w:tbl>
@@ -13494,7 +13610,1825 @@
       </w:r>
     </w:p>
     <w:bookmarkEnd w:id="41"/>
-    <w:bookmarkStart w:id="42" w:name="习题"/>
+    <w:bookmarkStart w:id="42" w:name="代码示例ddpg-单闸门水位控制"/>
+    <w:p>
+      <w:pPr>
+        <w:pStyle w:val="Heading2"/>
+      </w:pPr>
+      <w:r>
+        <w:rPr>
+          <w:rFonts w:hint="eastAsia"/>
+        </w:rPr>
+        <w:t xml:space="preserve">代码示例：DDPG</w:t>
+      </w:r>
+      <w:r>
+        <w:t xml:space="preserve"> </w:t>
+      </w:r>
+      <w:r>
+        <w:rPr>
+          <w:rFonts w:hint="eastAsia"/>
+        </w:rPr>
+        <w:t xml:space="preserve">单闸门水位控制</w:t>
+      </w:r>
+    </w:p>
+    <w:p>
+      <w:pPr>
+        <w:pStyle w:val="FirstParagraph"/>
+      </w:pPr>
+      <w:r>
+        <w:rPr>
+          <w:rFonts w:hint="eastAsia"/>
+        </w:rPr>
+        <w:t xml:space="preserve">以下代码展示了简化版</w:t>
+      </w:r>
+      <w:r>
+        <w:t xml:space="preserve"> DDPG </w:t>
+      </w:r>
+      <w:r>
+        <w:rPr>
+          <w:rFonts w:hint="eastAsia"/>
+        </w:rPr>
+        <w:t xml:space="preserve">算法在单闸门水位控制中的应用。环境为水库水位动力学模型，Actor</w:t>
+      </w:r>
+      <w:r>
+        <w:t xml:space="preserve"> </w:t>
+      </w:r>
+      <w:r>
+        <w:rPr>
+          <w:rFonts w:hint="eastAsia"/>
+        </w:rPr>
+        <w:t xml:space="preserve">输出闸门开度，Critic</w:t>
+      </w:r>
+      <w:r>
+        <w:t xml:space="preserve"> </w:t>
+      </w:r>
+      <w:r>
+        <w:rPr>
+          <w:rFonts w:hint="eastAsia"/>
+        </w:rPr>
+        <w:t xml:space="preserve">评估状态-动作价值。</w:t>
+      </w:r>
+    </w:p>
+    <w:p>
+      <w:pPr>
+        <w:pStyle w:val="SourceCode"/>
+      </w:pPr>
+      <w:r>
+        <w:rPr>
+          <w:rStyle w:val="ImportTok"/>
+        </w:rPr>
+        <w:t xml:space="preserve">import</w:t>
+      </w:r>
+      <w:r>
+        <w:rPr>
+          <w:rStyle w:val="NormalTok"/>
+        </w:rPr>
+        <w:t xml:space="preserve"> numpy </w:t>
+      </w:r>
+      <w:r>
+        <w:rPr>
+          <w:rStyle w:val="ImportTok"/>
+        </w:rPr>
+        <w:t xml:space="preserve">as</w:t>
+      </w:r>
+      <w:r>
+        <w:rPr>
+          <w:rStyle w:val="NormalTok"/>
+        </w:rPr>
+        <w:t xml:space="preserve"> np</w:t>
+      </w:r>
+      <w:r>
+        <w:br/>
+      </w:r>
+      <w:r>
+        <w:br/>
+      </w:r>
+      <w:r>
+        <w:rPr>
+          <w:rStyle w:val="NormalTok"/>
+        </w:rPr>
+        <w:t xml:space="preserve">np.random.seed(</w:t>
+      </w:r>
+      <w:r>
+        <w:rPr>
+          <w:rStyle w:val="DecValTok"/>
+        </w:rPr>
+        <w:t xml:space="preserve">42</w:t>
+      </w:r>
+      <w:r>
+        <w:rPr>
+          <w:rStyle w:val="NormalTok"/>
+        </w:rPr>
+        <w:t xml:space="preserve">)</w:t>
+      </w:r>
+      <w:r>
+        <w:br/>
+      </w:r>
+      <w:r>
+        <w:rPr>
+          <w:rStyle w:val="NormalTok"/>
+        </w:rPr>
+        <w:t xml:space="preserve">A, dt, Qin, k_gate </w:t>
+      </w:r>
+      <w:r>
+        <w:rPr>
+          <w:rStyle w:val="OperatorTok"/>
+        </w:rPr>
+        <w:t xml:space="preserve">=</w:t>
+      </w:r>
+      <w:r>
+        <w:rPr>
+          <w:rStyle w:val="NormalTok"/>
+        </w:rPr>
+        <w:t xml:space="preserve"> </w:t>
+      </w:r>
+      <w:r>
+        <w:rPr>
+          <w:rStyle w:val="FloatTok"/>
+        </w:rPr>
+        <w:t xml:space="preserve">100.0</w:t>
+      </w:r>
+      <w:r>
+        <w:rPr>
+          <w:rStyle w:val="NormalTok"/>
+        </w:rPr>
+        <w:t xml:space="preserve">, </w:t>
+      </w:r>
+      <w:r>
+        <w:rPr>
+          <w:rStyle w:val="FloatTok"/>
+        </w:rPr>
+        <w:t xml:space="preserve">1.0</w:t>
+      </w:r>
+      <w:r>
+        <w:rPr>
+          <w:rStyle w:val="NormalTok"/>
+        </w:rPr>
+        <w:t xml:space="preserve">, </w:t>
+      </w:r>
+      <w:r>
+        <w:rPr>
+          <w:rStyle w:val="FloatTok"/>
+        </w:rPr>
+        <w:t xml:space="preserve">8.0</w:t>
+      </w:r>
+      <w:r>
+        <w:rPr>
+          <w:rStyle w:val="NormalTok"/>
+        </w:rPr>
+        <w:t xml:space="preserve">, </w:t>
+      </w:r>
+      <w:r>
+        <w:rPr>
+          <w:rStyle w:val="FloatTok"/>
+        </w:rPr>
+        <w:t xml:space="preserve">12.0</w:t>
+      </w:r>
+      <w:r>
+        <w:rPr>
+          <w:rStyle w:val="NormalTok"/>
+        </w:rPr>
+        <w:t xml:space="preserve">   </w:t>
+      </w:r>
+      <w:r>
+        <w:rPr>
+          <w:rStyle w:val="CommentTok"/>
+        </w:rPr>
+        <w:t xml:space="preserve"># 水库面积、步长、入流、闸门系数</w:t>
+      </w:r>
+      <w:r>
+        <w:br/>
+      </w:r>
+      <w:r>
+        <w:rPr>
+          <w:rStyle w:val="NormalTok"/>
+        </w:rPr>
+        <w:t xml:space="preserve">h_ref, gamma </w:t>
+      </w:r>
+      <w:r>
+        <w:rPr>
+          <w:rStyle w:val="OperatorTok"/>
+        </w:rPr>
+        <w:t xml:space="preserve">=</w:t>
+      </w:r>
+      <w:r>
+        <w:rPr>
+          <w:rStyle w:val="NormalTok"/>
+        </w:rPr>
+        <w:t xml:space="preserve"> </w:t>
+      </w:r>
+      <w:r>
+        <w:rPr>
+          <w:rStyle w:val="FloatTok"/>
+        </w:rPr>
+        <w:t xml:space="preserve">5.0</w:t>
+      </w:r>
+      <w:r>
+        <w:rPr>
+          <w:rStyle w:val="NormalTok"/>
+        </w:rPr>
+        <w:t xml:space="preserve">, </w:t>
+      </w:r>
+      <w:r>
+        <w:rPr>
+          <w:rStyle w:val="FloatTok"/>
+        </w:rPr>
+        <w:t xml:space="preserve">0.95</w:t>
+      </w:r>
+      <w:r>
+        <w:br/>
+      </w:r>
+      <w:r>
+        <w:rPr>
+          <w:rStyle w:val="NormalTok"/>
+        </w:rPr>
+        <w:t xml:space="preserve">lr_a, lr_c </w:t>
+      </w:r>
+      <w:r>
+        <w:rPr>
+          <w:rStyle w:val="OperatorTok"/>
+        </w:rPr>
+        <w:t xml:space="preserve">=</w:t>
+      </w:r>
+      <w:r>
+        <w:rPr>
+          <w:rStyle w:val="NormalTok"/>
+        </w:rPr>
+        <w:t xml:space="preserve"> </w:t>
+      </w:r>
+      <w:r>
+        <w:rPr>
+          <w:rStyle w:val="FloatTok"/>
+        </w:rPr>
+        <w:t xml:space="preserve">0.02</w:t>
+      </w:r>
+      <w:r>
+        <w:rPr>
+          <w:rStyle w:val="NormalTok"/>
+        </w:rPr>
+        <w:t xml:space="preserve">, </w:t>
+      </w:r>
+      <w:r>
+        <w:rPr>
+          <w:rStyle w:val="FloatTok"/>
+        </w:rPr>
+        <w:t xml:space="preserve">0.05</w:t>
+      </w:r>
+      <w:r>
+        <w:br/>
+      </w:r>
+      <w:r>
+        <w:br/>
+      </w:r>
+      <w:r>
+        <w:rPr>
+          <w:rStyle w:val="CommentTok"/>
+        </w:rPr>
+        <w:t xml:space="preserve"># Actor: u = sigmoid(wa*h + ba)，Critic: Q = wc_h*h + wc_u*u + bc</w:t>
+      </w:r>
+      <w:r>
+        <w:br/>
+      </w:r>
+      <w:r>
+        <w:rPr>
+          <w:rStyle w:val="NormalTok"/>
+        </w:rPr>
+        <w:t xml:space="preserve">wa, ba </w:t>
+      </w:r>
+      <w:r>
+        <w:rPr>
+          <w:rStyle w:val="OperatorTok"/>
+        </w:rPr>
+        <w:t xml:space="preserve">=</w:t>
+      </w:r>
+      <w:r>
+        <w:rPr>
+          <w:rStyle w:val="NormalTok"/>
+        </w:rPr>
+        <w:t xml:space="preserve"> np.random.randn() </w:t>
+      </w:r>
+      <w:r>
+        <w:rPr>
+          <w:rStyle w:val="OperatorTok"/>
+        </w:rPr>
+        <w:t xml:space="preserve">*</w:t>
+      </w:r>
+      <w:r>
+        <w:rPr>
+          <w:rStyle w:val="NormalTok"/>
+        </w:rPr>
+        <w:t xml:space="preserve"> </w:t>
+      </w:r>
+      <w:r>
+        <w:rPr>
+          <w:rStyle w:val="FloatTok"/>
+        </w:rPr>
+        <w:t xml:space="preserve">0.1</w:t>
+      </w:r>
+      <w:r>
+        <w:rPr>
+          <w:rStyle w:val="NormalTok"/>
+        </w:rPr>
+        <w:t xml:space="preserve">, </w:t>
+      </w:r>
+      <w:r>
+        <w:rPr>
+          <w:rStyle w:val="FloatTok"/>
+        </w:rPr>
+        <w:t xml:space="preserve">0.0</w:t>
+      </w:r>
+      <w:r>
+        <w:br/>
+      </w:r>
+      <w:r>
+        <w:rPr>
+          <w:rStyle w:val="NormalTok"/>
+        </w:rPr>
+        <w:t xml:space="preserve">wc_h, wc_u, bc </w:t>
+      </w:r>
+      <w:r>
+        <w:rPr>
+          <w:rStyle w:val="OperatorTok"/>
+        </w:rPr>
+        <w:t xml:space="preserve">=</w:t>
+      </w:r>
+      <w:r>
+        <w:rPr>
+          <w:rStyle w:val="NormalTok"/>
+        </w:rPr>
+        <w:t xml:space="preserve"> np.random.randn() </w:t>
+      </w:r>
+      <w:r>
+        <w:rPr>
+          <w:rStyle w:val="OperatorTok"/>
+        </w:rPr>
+        <w:t xml:space="preserve">*</w:t>
+      </w:r>
+      <w:r>
+        <w:rPr>
+          <w:rStyle w:val="NormalTok"/>
+        </w:rPr>
+        <w:t xml:space="preserve"> </w:t>
+      </w:r>
+      <w:r>
+        <w:rPr>
+          <w:rStyle w:val="FloatTok"/>
+        </w:rPr>
+        <w:t xml:space="preserve">0.1</w:t>
+      </w:r>
+      <w:r>
+        <w:rPr>
+          <w:rStyle w:val="NormalTok"/>
+        </w:rPr>
+        <w:t xml:space="preserve">, np.random.randn() </w:t>
+      </w:r>
+      <w:r>
+        <w:rPr>
+          <w:rStyle w:val="OperatorTok"/>
+        </w:rPr>
+        <w:t xml:space="preserve">*</w:t>
+      </w:r>
+      <w:r>
+        <w:rPr>
+          <w:rStyle w:val="NormalTok"/>
+        </w:rPr>
+        <w:t xml:space="preserve"> </w:t>
+      </w:r>
+      <w:r>
+        <w:rPr>
+          <w:rStyle w:val="FloatTok"/>
+        </w:rPr>
+        <w:t xml:space="preserve">0.1</w:t>
+      </w:r>
+      <w:r>
+        <w:rPr>
+          <w:rStyle w:val="NormalTok"/>
+        </w:rPr>
+        <w:t xml:space="preserve">, </w:t>
+      </w:r>
+      <w:r>
+        <w:rPr>
+          <w:rStyle w:val="FloatTok"/>
+        </w:rPr>
+        <w:t xml:space="preserve">0.0</w:t>
+      </w:r>
+      <w:r>
+        <w:br/>
+      </w:r>
+      <w:r>
+        <w:br/>
+      </w:r>
+      <w:r>
+        <w:rPr>
+          <w:rStyle w:val="KeywordTok"/>
+        </w:rPr>
+        <w:t xml:space="preserve">def</w:t>
+      </w:r>
+      <w:r>
+        <w:rPr>
+          <w:rStyle w:val="NormalTok"/>
+        </w:rPr>
+        <w:t xml:space="preserve"> sigmoid(x): </w:t>
+      </w:r>
+      <w:r>
+        <w:rPr>
+          <w:rStyle w:val="ControlFlowTok"/>
+        </w:rPr>
+        <w:t xml:space="preserve">return</w:t>
+      </w:r>
+      <w:r>
+        <w:rPr>
+          <w:rStyle w:val="NormalTok"/>
+        </w:rPr>
+        <w:t xml:space="preserve"> </w:t>
+      </w:r>
+      <w:r>
+        <w:rPr>
+          <w:rStyle w:val="FloatTok"/>
+        </w:rPr>
+        <w:t xml:space="preserve">1.0</w:t>
+      </w:r>
+      <w:r>
+        <w:rPr>
+          <w:rStyle w:val="NormalTok"/>
+        </w:rPr>
+        <w:t xml:space="preserve"> </w:t>
+      </w:r>
+      <w:r>
+        <w:rPr>
+          <w:rStyle w:val="OperatorTok"/>
+        </w:rPr>
+        <w:t xml:space="preserve">/</w:t>
+      </w:r>
+      <w:r>
+        <w:rPr>
+          <w:rStyle w:val="NormalTok"/>
+        </w:rPr>
+        <w:t xml:space="preserve"> (</w:t>
+      </w:r>
+      <w:r>
+        <w:rPr>
+          <w:rStyle w:val="FloatTok"/>
+        </w:rPr>
+        <w:t xml:space="preserve">1.0</w:t>
+      </w:r>
+      <w:r>
+        <w:rPr>
+          <w:rStyle w:val="NormalTok"/>
+        </w:rPr>
+        <w:t xml:space="preserve"> </w:t>
+      </w:r>
+      <w:r>
+        <w:rPr>
+          <w:rStyle w:val="OperatorTok"/>
+        </w:rPr>
+        <w:t xml:space="preserve">+</w:t>
+      </w:r>
+      <w:r>
+        <w:rPr>
+          <w:rStyle w:val="NormalTok"/>
+        </w:rPr>
+        <w:t xml:space="preserve"> np.exp(</w:t>
+      </w:r>
+      <w:r>
+        <w:rPr>
+          <w:rStyle w:val="OperatorTok"/>
+        </w:rPr>
+        <w:t xml:space="preserve">-</w:t>
+      </w:r>
+      <w:r>
+        <w:rPr>
+          <w:rStyle w:val="NormalTok"/>
+        </w:rPr>
+        <w:t xml:space="preserve">x))</w:t>
+      </w:r>
+      <w:r>
+        <w:br/>
+      </w:r>
+      <w:r>
+        <w:br/>
+      </w:r>
+      <w:r>
+        <w:rPr>
+          <w:rStyle w:val="KeywordTok"/>
+        </w:rPr>
+        <w:t xml:space="preserve">def</w:t>
+      </w:r>
+      <w:r>
+        <w:rPr>
+          <w:rStyle w:val="NormalTok"/>
+        </w:rPr>
+        <w:t xml:space="preserve"> env_step(h, u):</w:t>
+      </w:r>
+      <w:r>
+        <w:br/>
+      </w:r>
+      <w:r>
+        <w:rPr>
+          <w:rStyle w:val="NormalTok"/>
+        </w:rPr>
+        <w:t xml:space="preserve">    </w:t>
+      </w:r>
+      <w:r>
+        <w:rPr>
+          <w:rStyle w:val="CommentTok"/>
+        </w:rPr>
+        <w:t xml:space="preserve"># 水位动力学：h(k+1) = h(k) + (Qin - Qout(u))*dt/A, Qout = k_gate*u</w:t>
+      </w:r>
+      <w:r>
+        <w:br/>
+      </w:r>
+      <w:r>
+        <w:rPr>
+          <w:rStyle w:val="NormalTok"/>
+        </w:rPr>
+        <w:t xml:space="preserve">    h2 </w:t>
+      </w:r>
+      <w:r>
+        <w:rPr>
+          <w:rStyle w:val="OperatorTok"/>
+        </w:rPr>
+        <w:t xml:space="preserve">=</w:t>
+      </w:r>
+      <w:r>
+        <w:rPr>
+          <w:rStyle w:val="NormalTok"/>
+        </w:rPr>
+        <w:t xml:space="preserve"> h </w:t>
+      </w:r>
+      <w:r>
+        <w:rPr>
+          <w:rStyle w:val="OperatorTok"/>
+        </w:rPr>
+        <w:t xml:space="preserve">+</w:t>
+      </w:r>
+      <w:r>
+        <w:rPr>
+          <w:rStyle w:val="NormalTok"/>
+        </w:rPr>
+        <w:t xml:space="preserve"> (Qin </w:t>
+      </w:r>
+      <w:r>
+        <w:rPr>
+          <w:rStyle w:val="OperatorTok"/>
+        </w:rPr>
+        <w:t xml:space="preserve">-</w:t>
+      </w:r>
+      <w:r>
+        <w:rPr>
+          <w:rStyle w:val="NormalTok"/>
+        </w:rPr>
+        <w:t xml:space="preserve"> k_gate </w:t>
+      </w:r>
+      <w:r>
+        <w:rPr>
+          <w:rStyle w:val="OperatorTok"/>
+        </w:rPr>
+        <w:t xml:space="preserve">*</w:t>
+      </w:r>
+      <w:r>
+        <w:rPr>
+          <w:rStyle w:val="NormalTok"/>
+        </w:rPr>
+        <w:t xml:space="preserve"> u) </w:t>
+      </w:r>
+      <w:r>
+        <w:rPr>
+          <w:rStyle w:val="OperatorTok"/>
+        </w:rPr>
+        <w:t xml:space="preserve">*</w:t>
+      </w:r>
+      <w:r>
+        <w:rPr>
+          <w:rStyle w:val="NormalTok"/>
+        </w:rPr>
+        <w:t xml:space="preserve"> dt </w:t>
+      </w:r>
+      <w:r>
+        <w:rPr>
+          <w:rStyle w:val="OperatorTok"/>
+        </w:rPr>
+        <w:t xml:space="preserve">/</w:t>
+      </w:r>
+      <w:r>
+        <w:rPr>
+          <w:rStyle w:val="NormalTok"/>
+        </w:rPr>
+        <w:t xml:space="preserve"> A</w:t>
+      </w:r>
+      <w:r>
+        <w:br/>
+      </w:r>
+      <w:r>
+        <w:rPr>
+          <w:rStyle w:val="NormalTok"/>
+        </w:rPr>
+        <w:t xml:space="preserve">    r </w:t>
+      </w:r>
+      <w:r>
+        <w:rPr>
+          <w:rStyle w:val="OperatorTok"/>
+        </w:rPr>
+        <w:t xml:space="preserve">=</w:t>
+      </w:r>
+      <w:r>
+        <w:rPr>
+          <w:rStyle w:val="NormalTok"/>
+        </w:rPr>
+        <w:t xml:space="preserve"> </w:t>
+      </w:r>
+      <w:r>
+        <w:rPr>
+          <w:rStyle w:val="OperatorTok"/>
+        </w:rPr>
+        <w:t xml:space="preserve">-</w:t>
+      </w:r>
+      <w:r>
+        <w:rPr>
+          <w:rStyle w:val="NormalTok"/>
+        </w:rPr>
+        <w:t xml:space="preserve">((h2 </w:t>
+      </w:r>
+      <w:r>
+        <w:rPr>
+          <w:rStyle w:val="OperatorTok"/>
+        </w:rPr>
+        <w:t xml:space="preserve">-</w:t>
+      </w:r>
+      <w:r>
+        <w:rPr>
+          <w:rStyle w:val="NormalTok"/>
+        </w:rPr>
+        <w:t xml:space="preserve"> h_ref) </w:t>
+      </w:r>
+      <w:r>
+        <w:rPr>
+          <w:rStyle w:val="OperatorTok"/>
+        </w:rPr>
+        <w:t xml:space="preserve">**</w:t>
+      </w:r>
+      <w:r>
+        <w:rPr>
+          <w:rStyle w:val="NormalTok"/>
+        </w:rPr>
+        <w:t xml:space="preserve"> </w:t>
+      </w:r>
+      <w:r>
+        <w:rPr>
+          <w:rStyle w:val="DecValTok"/>
+        </w:rPr>
+        <w:t xml:space="preserve">2</w:t>
+      </w:r>
+      <w:r>
+        <w:rPr>
+          <w:rStyle w:val="NormalTok"/>
+        </w:rPr>
+        <w:t xml:space="preserve"> </w:t>
+      </w:r>
+      <w:r>
+        <w:rPr>
+          <w:rStyle w:val="OperatorTok"/>
+        </w:rPr>
+        <w:t xml:space="preserve">+</w:t>
+      </w:r>
+      <w:r>
+        <w:rPr>
+          <w:rStyle w:val="NormalTok"/>
+        </w:rPr>
+        <w:t xml:space="preserve"> </w:t>
+      </w:r>
+      <w:r>
+        <w:rPr>
+          <w:rStyle w:val="FloatTok"/>
+        </w:rPr>
+        <w:t xml:space="preserve">0.01</w:t>
+      </w:r>
+      <w:r>
+        <w:rPr>
+          <w:rStyle w:val="NormalTok"/>
+        </w:rPr>
+        <w:t xml:space="preserve"> </w:t>
+      </w:r>
+      <w:r>
+        <w:rPr>
+          <w:rStyle w:val="OperatorTok"/>
+        </w:rPr>
+        <w:t xml:space="preserve">*</w:t>
+      </w:r>
+      <w:r>
+        <w:rPr>
+          <w:rStyle w:val="NormalTok"/>
+        </w:rPr>
+        <w:t xml:space="preserve"> u </w:t>
+      </w:r>
+      <w:r>
+        <w:rPr>
+          <w:rStyle w:val="OperatorTok"/>
+        </w:rPr>
+        <w:t xml:space="preserve">*</w:t>
+      </w:r>
+      <w:r>
+        <w:rPr>
+          <w:rStyle w:val="NormalTok"/>
+        </w:rPr>
+        <w:t xml:space="preserve"> u)  </w:t>
+      </w:r>
+      <w:r>
+        <w:rPr>
+          <w:rStyle w:val="CommentTok"/>
+        </w:rPr>
+        <w:t xml:space="preserve"># 奖励：越接近目标水位越好</w:t>
+      </w:r>
+      <w:r>
+        <w:br/>
+      </w:r>
+      <w:r>
+        <w:rPr>
+          <w:rStyle w:val="NormalTok"/>
+        </w:rPr>
+        <w:t xml:space="preserve">    </w:t>
+      </w:r>
+      <w:r>
+        <w:rPr>
+          <w:rStyle w:val="ControlFlowTok"/>
+        </w:rPr>
+        <w:t xml:space="preserve">return</w:t>
+      </w:r>
+      <w:r>
+        <w:rPr>
+          <w:rStyle w:val="NormalTok"/>
+        </w:rPr>
+        <w:t xml:space="preserve"> h2, r</w:t>
+      </w:r>
+      <w:r>
+        <w:br/>
+      </w:r>
+      <w:r>
+        <w:br/>
+      </w:r>
+      <w:r>
+        <w:rPr>
+          <w:rStyle w:val="ControlFlowTok"/>
+        </w:rPr>
+        <w:t xml:space="preserve">for</w:t>
+      </w:r>
+      <w:r>
+        <w:rPr>
+          <w:rStyle w:val="NormalTok"/>
+        </w:rPr>
+        <w:t xml:space="preserve"> ep </w:t>
+      </w:r>
+      <w:r>
+        <w:rPr>
+          <w:rStyle w:val="KeywordTok"/>
+        </w:rPr>
+        <w:t xml:space="preserve">in</w:t>
+      </w:r>
+      <w:r>
+        <w:rPr>
+          <w:rStyle w:val="NormalTok"/>
+        </w:rPr>
+        <w:t xml:space="preserve"> </w:t>
+      </w:r>
+      <w:r>
+        <w:rPr>
+          <w:rStyle w:val="BuiltInTok"/>
+        </w:rPr>
+        <w:t xml:space="preserve">range</w:t>
+      </w:r>
+      <w:r>
+        <w:rPr>
+          <w:rStyle w:val="NormalTok"/>
+        </w:rPr>
+        <w:t xml:space="preserve">(</w:t>
+      </w:r>
+      <w:r>
+        <w:rPr>
+          <w:rStyle w:val="DecValTok"/>
+        </w:rPr>
+        <w:t xml:space="preserve">5</w:t>
+      </w:r>
+      <w:r>
+        <w:rPr>
+          <w:rStyle w:val="NormalTok"/>
+        </w:rPr>
+        <w:t xml:space="preserve">):  </w:t>
+      </w:r>
+      <w:r>
+        <w:rPr>
+          <w:rStyle w:val="CommentTok"/>
+        </w:rPr>
+        <w:t xml:space="preserve"># 演示：少量回合</w:t>
+      </w:r>
+      <w:r>
+        <w:br/>
+      </w:r>
+      <w:r>
+        <w:rPr>
+          <w:rStyle w:val="NormalTok"/>
+        </w:rPr>
+        <w:t xml:space="preserve">    h </w:t>
+      </w:r>
+      <w:r>
+        <w:rPr>
+          <w:rStyle w:val="OperatorTok"/>
+        </w:rPr>
+        <w:t xml:space="preserve">=</w:t>
+      </w:r>
+      <w:r>
+        <w:rPr>
+          <w:rStyle w:val="NormalTok"/>
+        </w:rPr>
+        <w:t xml:space="preserve"> np.random.uniform(</w:t>
+      </w:r>
+      <w:r>
+        <w:rPr>
+          <w:rStyle w:val="FloatTok"/>
+        </w:rPr>
+        <w:t xml:space="preserve">2.0</w:t>
+      </w:r>
+      <w:r>
+        <w:rPr>
+          <w:rStyle w:val="NormalTok"/>
+        </w:rPr>
+        <w:t xml:space="preserve">, </w:t>
+      </w:r>
+      <w:r>
+        <w:rPr>
+          <w:rStyle w:val="FloatTok"/>
+        </w:rPr>
+        <w:t xml:space="preserve">8.0</w:t>
+      </w:r>
+      <w:r>
+        <w:rPr>
+          <w:rStyle w:val="NormalTok"/>
+        </w:rPr>
+        <w:t xml:space="preserve">)</w:t>
+      </w:r>
+      <w:r>
+        <w:br/>
+      </w:r>
+      <w:r>
+        <w:rPr>
+          <w:rStyle w:val="NormalTok"/>
+        </w:rPr>
+        <w:t xml:space="preserve">    </w:t>
+      </w:r>
+      <w:r>
+        <w:rPr>
+          <w:rStyle w:val="ControlFlowTok"/>
+        </w:rPr>
+        <w:t xml:space="preserve">for</w:t>
+      </w:r>
+      <w:r>
+        <w:rPr>
+          <w:rStyle w:val="NormalTok"/>
+        </w:rPr>
+        <w:t xml:space="preserve"> t </w:t>
+      </w:r>
+      <w:r>
+        <w:rPr>
+          <w:rStyle w:val="KeywordTok"/>
+        </w:rPr>
+        <w:t xml:space="preserve">in</w:t>
+      </w:r>
+      <w:r>
+        <w:rPr>
+          <w:rStyle w:val="NormalTok"/>
+        </w:rPr>
+        <w:t xml:space="preserve"> </w:t>
+      </w:r>
+      <w:r>
+        <w:rPr>
+          <w:rStyle w:val="BuiltInTok"/>
+        </w:rPr>
+        <w:t xml:space="preserve">range</w:t>
+      </w:r>
+      <w:r>
+        <w:rPr>
+          <w:rStyle w:val="NormalTok"/>
+        </w:rPr>
+        <w:t xml:space="preserve">(</w:t>
+      </w:r>
+      <w:r>
+        <w:rPr>
+          <w:rStyle w:val="DecValTok"/>
+        </w:rPr>
+        <w:t xml:space="preserve">20</w:t>
+      </w:r>
+      <w:r>
+        <w:rPr>
+          <w:rStyle w:val="NormalTok"/>
+        </w:rPr>
+        <w:t xml:space="preserve">):</w:t>
+      </w:r>
+      <w:r>
+        <w:br/>
+      </w:r>
+      <w:r>
+        <w:rPr>
+          <w:rStyle w:val="NormalTok"/>
+        </w:rPr>
+        <w:t xml:space="preserve">        mu </w:t>
+      </w:r>
+      <w:r>
+        <w:rPr>
+          <w:rStyle w:val="OperatorTok"/>
+        </w:rPr>
+        <w:t xml:space="preserve">=</w:t>
+      </w:r>
+      <w:r>
+        <w:rPr>
+          <w:rStyle w:val="NormalTok"/>
+        </w:rPr>
+        <w:t xml:space="preserve"> sigmoid(wa </w:t>
+      </w:r>
+      <w:r>
+        <w:rPr>
+          <w:rStyle w:val="OperatorTok"/>
+        </w:rPr>
+        <w:t xml:space="preserve">*</w:t>
+      </w:r>
+      <w:r>
+        <w:rPr>
+          <w:rStyle w:val="NormalTok"/>
+        </w:rPr>
+        <w:t xml:space="preserve"> h </w:t>
+      </w:r>
+      <w:r>
+        <w:rPr>
+          <w:rStyle w:val="OperatorTok"/>
+        </w:rPr>
+        <w:t xml:space="preserve">+</w:t>
+      </w:r>
+      <w:r>
+        <w:rPr>
+          <w:rStyle w:val="NormalTok"/>
+        </w:rPr>
+        <w:t xml:space="preserve"> ba)                          </w:t>
+      </w:r>
+      <w:r>
+        <w:rPr>
+          <w:rStyle w:val="CommentTok"/>
+        </w:rPr>
+        <w:t xml:space="preserve"># Actor确定性动作</w:t>
+      </w:r>
+      <w:r>
+        <w:br/>
+      </w:r>
+      <w:r>
+        <w:rPr>
+          <w:rStyle w:val="NormalTok"/>
+        </w:rPr>
+        <w:t xml:space="preserve">        u </w:t>
+      </w:r>
+      <w:r>
+        <w:rPr>
+          <w:rStyle w:val="OperatorTok"/>
+        </w:rPr>
+        <w:t xml:space="preserve">=</w:t>
+      </w:r>
+      <w:r>
+        <w:rPr>
+          <w:rStyle w:val="NormalTok"/>
+        </w:rPr>
+        <w:t xml:space="preserve"> np.clip(mu </w:t>
+      </w:r>
+      <w:r>
+        <w:rPr>
+          <w:rStyle w:val="OperatorTok"/>
+        </w:rPr>
+        <w:t xml:space="preserve">+</w:t>
+      </w:r>
+      <w:r>
+        <w:rPr>
+          <w:rStyle w:val="NormalTok"/>
+        </w:rPr>
+        <w:t xml:space="preserve"> np.random.normal(</w:t>
+      </w:r>
+      <w:r>
+        <w:rPr>
+          <w:rStyle w:val="DecValTok"/>
+        </w:rPr>
+        <w:t xml:space="preserve">0</w:t>
+      </w:r>
+      <w:r>
+        <w:rPr>
+          <w:rStyle w:val="NormalTok"/>
+        </w:rPr>
+        <w:t xml:space="preserve">, </w:t>
+      </w:r>
+      <w:r>
+        <w:rPr>
+          <w:rStyle w:val="FloatTok"/>
+        </w:rPr>
+        <w:t xml:space="preserve">0.05</w:t>
+      </w:r>
+      <w:r>
+        <w:rPr>
+          <w:rStyle w:val="NormalTok"/>
+        </w:rPr>
+        <w:t xml:space="preserve">), </w:t>
+      </w:r>
+      <w:r>
+        <w:rPr>
+          <w:rStyle w:val="DecValTok"/>
+        </w:rPr>
+        <w:t xml:space="preserve">0</w:t>
+      </w:r>
+      <w:r>
+        <w:rPr>
+          <w:rStyle w:val="NormalTok"/>
+        </w:rPr>
+        <w:t xml:space="preserve">, </w:t>
+      </w:r>
+      <w:r>
+        <w:rPr>
+          <w:rStyle w:val="DecValTok"/>
+        </w:rPr>
+        <w:t xml:space="preserve">1</w:t>
+      </w:r>
+      <w:r>
+        <w:rPr>
+          <w:rStyle w:val="NormalTok"/>
+        </w:rPr>
+        <w:t xml:space="preserve">) </w:t>
+      </w:r>
+      <w:r>
+        <w:rPr>
+          <w:rStyle w:val="CommentTok"/>
+        </w:rPr>
+        <w:t xml:space="preserve"># 探索噪声</w:t>
+      </w:r>
+      <w:r>
+        <w:br/>
+      </w:r>
+      <w:r>
+        <w:rPr>
+          <w:rStyle w:val="NormalTok"/>
+        </w:rPr>
+        <w:t xml:space="preserve">        h2, r </w:t>
+      </w:r>
+      <w:r>
+        <w:rPr>
+          <w:rStyle w:val="OperatorTok"/>
+        </w:rPr>
+        <w:t xml:space="preserve">=</w:t>
+      </w:r>
+      <w:r>
+        <w:rPr>
+          <w:rStyle w:val="NormalTok"/>
+        </w:rPr>
+        <w:t xml:space="preserve"> env_step(h, u)</w:t>
+      </w:r>
+      <w:r>
+        <w:br/>
+      </w:r>
+      <w:r>
+        <w:br/>
+      </w:r>
+      <w:r>
+        <w:rPr>
+          <w:rStyle w:val="NormalTok"/>
+        </w:rPr>
+        <w:t xml:space="preserve">        </w:t>
+      </w:r>
+      <w:r>
+        <w:rPr>
+          <w:rStyle w:val="CommentTok"/>
+        </w:rPr>
+        <w:t xml:space="preserve"># Critic TD目标：y = r + gamma * Q(s', mu(s'))</w:t>
+      </w:r>
+      <w:r>
+        <w:br/>
+      </w:r>
+      <w:r>
+        <w:rPr>
+          <w:rStyle w:val="NormalTok"/>
+        </w:rPr>
+        <w:t xml:space="preserve">        mu2 </w:t>
+      </w:r>
+      <w:r>
+        <w:rPr>
+          <w:rStyle w:val="OperatorTok"/>
+        </w:rPr>
+        <w:t xml:space="preserve">=</w:t>
+      </w:r>
+      <w:r>
+        <w:rPr>
+          <w:rStyle w:val="NormalTok"/>
+        </w:rPr>
+        <w:t xml:space="preserve"> sigmoid(wa </w:t>
+      </w:r>
+      <w:r>
+        <w:rPr>
+          <w:rStyle w:val="OperatorTok"/>
+        </w:rPr>
+        <w:t xml:space="preserve">*</w:t>
+      </w:r>
+      <w:r>
+        <w:rPr>
+          <w:rStyle w:val="NormalTok"/>
+        </w:rPr>
+        <w:t xml:space="preserve"> h2 </w:t>
+      </w:r>
+      <w:r>
+        <w:rPr>
+          <w:rStyle w:val="OperatorTok"/>
+        </w:rPr>
+        <w:t xml:space="preserve">+</w:t>
+      </w:r>
+      <w:r>
+        <w:rPr>
+          <w:rStyle w:val="NormalTok"/>
+        </w:rPr>
+        <w:t xml:space="preserve"> ba)</w:t>
+      </w:r>
+      <w:r>
+        <w:br/>
+      </w:r>
+      <w:r>
+        <w:rPr>
+          <w:rStyle w:val="NormalTok"/>
+        </w:rPr>
+        <w:t xml:space="preserve">        q </w:t>
+      </w:r>
+      <w:r>
+        <w:rPr>
+          <w:rStyle w:val="OperatorTok"/>
+        </w:rPr>
+        <w:t xml:space="preserve">=</w:t>
+      </w:r>
+      <w:r>
+        <w:rPr>
+          <w:rStyle w:val="NormalTok"/>
+        </w:rPr>
+        <w:t xml:space="preserve"> wc_h </w:t>
+      </w:r>
+      <w:r>
+        <w:rPr>
+          <w:rStyle w:val="OperatorTok"/>
+        </w:rPr>
+        <w:t xml:space="preserve">*</w:t>
+      </w:r>
+      <w:r>
+        <w:rPr>
+          <w:rStyle w:val="NormalTok"/>
+        </w:rPr>
+        <w:t xml:space="preserve"> h </w:t>
+      </w:r>
+      <w:r>
+        <w:rPr>
+          <w:rStyle w:val="OperatorTok"/>
+        </w:rPr>
+        <w:t xml:space="preserve">+</w:t>
+      </w:r>
+      <w:r>
+        <w:rPr>
+          <w:rStyle w:val="NormalTok"/>
+        </w:rPr>
+        <w:t xml:space="preserve"> wc_u </w:t>
+      </w:r>
+      <w:r>
+        <w:rPr>
+          <w:rStyle w:val="OperatorTok"/>
+        </w:rPr>
+        <w:t xml:space="preserve">*</w:t>
+      </w:r>
+      <w:r>
+        <w:rPr>
+          <w:rStyle w:val="NormalTok"/>
+        </w:rPr>
+        <w:t xml:space="preserve"> u </w:t>
+      </w:r>
+      <w:r>
+        <w:rPr>
+          <w:rStyle w:val="OperatorTok"/>
+        </w:rPr>
+        <w:t xml:space="preserve">+</w:t>
+      </w:r>
+      <w:r>
+        <w:rPr>
+          <w:rStyle w:val="NormalTok"/>
+        </w:rPr>
+        <w:t xml:space="preserve"> bc</w:t>
+      </w:r>
+      <w:r>
+        <w:br/>
+      </w:r>
+      <w:r>
+        <w:rPr>
+          <w:rStyle w:val="NormalTok"/>
+        </w:rPr>
+        <w:t xml:space="preserve">        y </w:t>
+      </w:r>
+      <w:r>
+        <w:rPr>
+          <w:rStyle w:val="OperatorTok"/>
+        </w:rPr>
+        <w:t xml:space="preserve">=</w:t>
+      </w:r>
+      <w:r>
+        <w:rPr>
+          <w:rStyle w:val="NormalTok"/>
+        </w:rPr>
+        <w:t xml:space="preserve"> r </w:t>
+      </w:r>
+      <w:r>
+        <w:rPr>
+          <w:rStyle w:val="OperatorTok"/>
+        </w:rPr>
+        <w:t xml:space="preserve">+</w:t>
+      </w:r>
+      <w:r>
+        <w:rPr>
+          <w:rStyle w:val="NormalTok"/>
+        </w:rPr>
+        <w:t xml:space="preserve"> gamma </w:t>
+      </w:r>
+      <w:r>
+        <w:rPr>
+          <w:rStyle w:val="OperatorTok"/>
+        </w:rPr>
+        <w:t xml:space="preserve">*</w:t>
+      </w:r>
+      <w:r>
+        <w:rPr>
+          <w:rStyle w:val="NormalTok"/>
+        </w:rPr>
+        <w:t xml:space="preserve"> (wc_h </w:t>
+      </w:r>
+      <w:r>
+        <w:rPr>
+          <w:rStyle w:val="OperatorTok"/>
+        </w:rPr>
+        <w:t xml:space="preserve">*</w:t>
+      </w:r>
+      <w:r>
+        <w:rPr>
+          <w:rStyle w:val="NormalTok"/>
+        </w:rPr>
+        <w:t xml:space="preserve"> h2 </w:t>
+      </w:r>
+      <w:r>
+        <w:rPr>
+          <w:rStyle w:val="OperatorTok"/>
+        </w:rPr>
+        <w:t xml:space="preserve">+</w:t>
+      </w:r>
+      <w:r>
+        <w:rPr>
+          <w:rStyle w:val="NormalTok"/>
+        </w:rPr>
+        <w:t xml:space="preserve"> wc_u </w:t>
+      </w:r>
+      <w:r>
+        <w:rPr>
+          <w:rStyle w:val="OperatorTok"/>
+        </w:rPr>
+        <w:t xml:space="preserve">*</w:t>
+      </w:r>
+      <w:r>
+        <w:rPr>
+          <w:rStyle w:val="NormalTok"/>
+        </w:rPr>
+        <w:t xml:space="preserve"> mu2 </w:t>
+      </w:r>
+      <w:r>
+        <w:rPr>
+          <w:rStyle w:val="OperatorTok"/>
+        </w:rPr>
+        <w:t xml:space="preserve">+</w:t>
+      </w:r>
+      <w:r>
+        <w:rPr>
+          <w:rStyle w:val="NormalTok"/>
+        </w:rPr>
+        <w:t xml:space="preserve"> bc)</w:t>
+      </w:r>
+      <w:r>
+        <w:br/>
+      </w:r>
+      <w:r>
+        <w:rPr>
+          <w:rStyle w:val="NormalTok"/>
+        </w:rPr>
+        <w:t xml:space="preserve">        td </w:t>
+      </w:r>
+      <w:r>
+        <w:rPr>
+          <w:rStyle w:val="OperatorTok"/>
+        </w:rPr>
+        <w:t xml:space="preserve">=</w:t>
+      </w:r>
+      <w:r>
+        <w:rPr>
+          <w:rStyle w:val="NormalTok"/>
+        </w:rPr>
+        <w:t xml:space="preserve"> y </w:t>
+      </w:r>
+      <w:r>
+        <w:rPr>
+          <w:rStyle w:val="OperatorTok"/>
+        </w:rPr>
+        <w:t xml:space="preserve">-</w:t>
+      </w:r>
+      <w:r>
+        <w:rPr>
+          <w:rStyle w:val="NormalTok"/>
+        </w:rPr>
+        <w:t xml:space="preserve"> q</w:t>
+      </w:r>
+      <w:r>
+        <w:br/>
+      </w:r>
+      <w:r>
+        <w:br/>
+      </w:r>
+      <w:r>
+        <w:rPr>
+          <w:rStyle w:val="NormalTok"/>
+        </w:rPr>
+        <w:t xml:space="preserve">        </w:t>
+      </w:r>
+      <w:r>
+        <w:rPr>
+          <w:rStyle w:val="CommentTok"/>
+        </w:rPr>
+        <w:t xml:space="preserve"># 更新Critic（线性回归梯度）</w:t>
+      </w:r>
+      <w:r>
+        <w:br/>
+      </w:r>
+      <w:r>
+        <w:rPr>
+          <w:rStyle w:val="NormalTok"/>
+        </w:rPr>
+        <w:t xml:space="preserve">        wc_h </w:t>
+      </w:r>
+      <w:r>
+        <w:rPr>
+          <w:rStyle w:val="OperatorTok"/>
+        </w:rPr>
+        <w:t xml:space="preserve">+=</w:t>
+      </w:r>
+      <w:r>
+        <w:rPr>
+          <w:rStyle w:val="NormalTok"/>
+        </w:rPr>
+        <w:t xml:space="preserve"> lr_c </w:t>
+      </w:r>
+      <w:r>
+        <w:rPr>
+          <w:rStyle w:val="OperatorTok"/>
+        </w:rPr>
+        <w:t xml:space="preserve">*</w:t>
+      </w:r>
+      <w:r>
+        <w:rPr>
+          <w:rStyle w:val="NormalTok"/>
+        </w:rPr>
+        <w:t xml:space="preserve"> td </w:t>
+      </w:r>
+      <w:r>
+        <w:rPr>
+          <w:rStyle w:val="OperatorTok"/>
+        </w:rPr>
+        <w:t xml:space="preserve">*</w:t>
+      </w:r>
+      <w:r>
+        <w:rPr>
+          <w:rStyle w:val="NormalTok"/>
+        </w:rPr>
+        <w:t xml:space="preserve"> h</w:t>
+      </w:r>
+      <w:r>
+        <w:br/>
+      </w:r>
+      <w:r>
+        <w:rPr>
+          <w:rStyle w:val="NormalTok"/>
+        </w:rPr>
+        <w:t xml:space="preserve">        wc_u </w:t>
+      </w:r>
+      <w:r>
+        <w:rPr>
+          <w:rStyle w:val="OperatorTok"/>
+        </w:rPr>
+        <w:t xml:space="preserve">+=</w:t>
+      </w:r>
+      <w:r>
+        <w:rPr>
+          <w:rStyle w:val="NormalTok"/>
+        </w:rPr>
+        <w:t xml:space="preserve"> lr_c </w:t>
+      </w:r>
+      <w:r>
+        <w:rPr>
+          <w:rStyle w:val="OperatorTok"/>
+        </w:rPr>
+        <w:t xml:space="preserve">*</w:t>
+      </w:r>
+      <w:r>
+        <w:rPr>
+          <w:rStyle w:val="NormalTok"/>
+        </w:rPr>
+        <w:t xml:space="preserve"> td </w:t>
+      </w:r>
+      <w:r>
+        <w:rPr>
+          <w:rStyle w:val="OperatorTok"/>
+        </w:rPr>
+        <w:t xml:space="preserve">*</w:t>
+      </w:r>
+      <w:r>
+        <w:rPr>
+          <w:rStyle w:val="NormalTok"/>
+        </w:rPr>
+        <w:t xml:space="preserve"> u</w:t>
+      </w:r>
+      <w:r>
+        <w:br/>
+      </w:r>
+      <w:r>
+        <w:rPr>
+          <w:rStyle w:val="NormalTok"/>
+        </w:rPr>
+        <w:t xml:space="preserve">        bc </w:t>
+      </w:r>
+      <w:r>
+        <w:rPr>
+          <w:rStyle w:val="OperatorTok"/>
+        </w:rPr>
+        <w:t xml:space="preserve">+=</w:t>
+      </w:r>
+      <w:r>
+        <w:rPr>
+          <w:rStyle w:val="NormalTok"/>
+        </w:rPr>
+        <w:t xml:space="preserve"> lr_c </w:t>
+      </w:r>
+      <w:r>
+        <w:rPr>
+          <w:rStyle w:val="OperatorTok"/>
+        </w:rPr>
+        <w:t xml:space="preserve">*</w:t>
+      </w:r>
+      <w:r>
+        <w:rPr>
+          <w:rStyle w:val="NormalTok"/>
+        </w:rPr>
+        <w:t xml:space="preserve"> td</w:t>
+      </w:r>
+      <w:r>
+        <w:br/>
+      </w:r>
+      <w:r>
+        <w:br/>
+      </w:r>
+      <w:r>
+        <w:rPr>
+          <w:rStyle w:val="NormalTok"/>
+        </w:rPr>
+        <w:t xml:space="preserve">        </w:t>
+      </w:r>
+      <w:r>
+        <w:rPr>
+          <w:rStyle w:val="CommentTok"/>
+        </w:rPr>
+        <w:t xml:space="preserve"># 更新Actor（确定性策略梯度：dQ/du * du/dtheta）</w:t>
+      </w:r>
+      <w:r>
+        <w:br/>
+      </w:r>
+      <w:r>
+        <w:rPr>
+          <w:rStyle w:val="NormalTok"/>
+        </w:rPr>
+        <w:t xml:space="preserve">        dmu_dz </w:t>
+      </w:r>
+      <w:r>
+        <w:rPr>
+          <w:rStyle w:val="OperatorTok"/>
+        </w:rPr>
+        <w:t xml:space="preserve">=</w:t>
+      </w:r>
+      <w:r>
+        <w:rPr>
+          <w:rStyle w:val="NormalTok"/>
+        </w:rPr>
+        <w:t xml:space="preserve"> mu </w:t>
+      </w:r>
+      <w:r>
+        <w:rPr>
+          <w:rStyle w:val="OperatorTok"/>
+        </w:rPr>
+        <w:t xml:space="preserve">*</w:t>
+      </w:r>
+      <w:r>
+        <w:rPr>
+          <w:rStyle w:val="NormalTok"/>
+        </w:rPr>
+        <w:t xml:space="preserve"> (</w:t>
+      </w:r>
+      <w:r>
+        <w:rPr>
+          <w:rStyle w:val="DecValTok"/>
+        </w:rPr>
+        <w:t xml:space="preserve">1</w:t>
+      </w:r>
+      <w:r>
+        <w:rPr>
+          <w:rStyle w:val="NormalTok"/>
+        </w:rPr>
+        <w:t xml:space="preserve"> </w:t>
+      </w:r>
+      <w:r>
+        <w:rPr>
+          <w:rStyle w:val="OperatorTok"/>
+        </w:rPr>
+        <w:t xml:space="preserve">-</w:t>
+      </w:r>
+      <w:r>
+        <w:rPr>
+          <w:rStyle w:val="NormalTok"/>
+        </w:rPr>
+        <w:t xml:space="preserve"> mu)   </w:t>
+      </w:r>
+      <w:r>
+        <w:rPr>
+          <w:rStyle w:val="CommentTok"/>
+        </w:rPr>
+        <w:t xml:space="preserve"># sigmoid导数</w:t>
+      </w:r>
+      <w:r>
+        <w:br/>
+      </w:r>
+      <w:r>
+        <w:rPr>
+          <w:rStyle w:val="NormalTok"/>
+        </w:rPr>
+        <w:t xml:space="preserve">        wa </w:t>
+      </w:r>
+      <w:r>
+        <w:rPr>
+          <w:rStyle w:val="OperatorTok"/>
+        </w:rPr>
+        <w:t xml:space="preserve">+=</w:t>
+      </w:r>
+      <w:r>
+        <w:rPr>
+          <w:rStyle w:val="NormalTok"/>
+        </w:rPr>
+        <w:t xml:space="preserve"> lr_a </w:t>
+      </w:r>
+      <w:r>
+        <w:rPr>
+          <w:rStyle w:val="OperatorTok"/>
+        </w:rPr>
+        <w:t xml:space="preserve">*</w:t>
+      </w:r>
+      <w:r>
+        <w:rPr>
+          <w:rStyle w:val="NormalTok"/>
+        </w:rPr>
+        <w:t xml:space="preserve"> wc_u </w:t>
+      </w:r>
+      <w:r>
+        <w:rPr>
+          <w:rStyle w:val="OperatorTok"/>
+        </w:rPr>
+        <w:t xml:space="preserve">*</w:t>
+      </w:r>
+      <w:r>
+        <w:rPr>
+          <w:rStyle w:val="NormalTok"/>
+        </w:rPr>
+        <w:t xml:space="preserve"> dmu_dz </w:t>
+      </w:r>
+      <w:r>
+        <w:rPr>
+          <w:rStyle w:val="OperatorTok"/>
+        </w:rPr>
+        <w:t xml:space="preserve">*</w:t>
+      </w:r>
+      <w:r>
+        <w:rPr>
+          <w:rStyle w:val="NormalTok"/>
+        </w:rPr>
+        <w:t xml:space="preserve"> h</w:t>
+      </w:r>
+      <w:r>
+        <w:br/>
+      </w:r>
+      <w:r>
+        <w:rPr>
+          <w:rStyle w:val="NormalTok"/>
+        </w:rPr>
+        <w:t xml:space="preserve">        ba </w:t>
+      </w:r>
+      <w:r>
+        <w:rPr>
+          <w:rStyle w:val="OperatorTok"/>
+        </w:rPr>
+        <w:t xml:space="preserve">+=</w:t>
+      </w:r>
+      <w:r>
+        <w:rPr>
+          <w:rStyle w:val="NormalTok"/>
+        </w:rPr>
+        <w:t xml:space="preserve"> lr_a </w:t>
+      </w:r>
+      <w:r>
+        <w:rPr>
+          <w:rStyle w:val="OperatorTok"/>
+        </w:rPr>
+        <w:t xml:space="preserve">*</w:t>
+      </w:r>
+      <w:r>
+        <w:rPr>
+          <w:rStyle w:val="NormalTok"/>
+        </w:rPr>
+        <w:t xml:space="preserve"> wc_u </w:t>
+      </w:r>
+      <w:r>
+        <w:rPr>
+          <w:rStyle w:val="OperatorTok"/>
+        </w:rPr>
+        <w:t xml:space="preserve">*</w:t>
+      </w:r>
+      <w:r>
+        <w:rPr>
+          <w:rStyle w:val="NormalTok"/>
+        </w:rPr>
+        <w:t xml:space="preserve"> dmu_dz</w:t>
+      </w:r>
+      <w:r>
+        <w:br/>
+      </w:r>
+      <w:r>
+        <w:br/>
+      </w:r>
+      <w:r>
+        <w:rPr>
+          <w:rStyle w:val="NormalTok"/>
+        </w:rPr>
+        <w:t xml:space="preserve">        h </w:t>
+      </w:r>
+      <w:r>
+        <w:rPr>
+          <w:rStyle w:val="OperatorTok"/>
+        </w:rPr>
+        <w:t xml:space="preserve">=</w:t>
+      </w:r>
+      <w:r>
+        <w:rPr>
+          <w:rStyle w:val="NormalTok"/>
+        </w:rPr>
+        <w:t xml:space="preserve"> h2</w:t>
+      </w:r>
+      <w:r>
+        <w:br/>
+      </w:r>
+      <w:r>
+        <w:br/>
+      </w:r>
+      <w:r>
+        <w:rPr>
+          <w:rStyle w:val="NormalTok"/>
+        </w:rPr>
+        <w:t xml:space="preserve">    </w:t>
+      </w:r>
+      <w:r>
+        <w:rPr>
+          <w:rStyle w:val="BuiltInTok"/>
+        </w:rPr>
+        <w:t xml:space="preserve">print</w:t>
+      </w:r>
+      <w:r>
+        <w:rPr>
+          <w:rStyle w:val="NormalTok"/>
+        </w:rPr>
+        <w:t xml:space="preserve">(</w:t>
+      </w:r>
+      <w:r>
+        <w:rPr>
+          <w:rStyle w:val="SpecialStringTok"/>
+        </w:rPr>
+        <w:t xml:space="preserve">f"ep=</w:t>
+      </w:r>
+      <w:r>
+        <w:rPr>
+          <w:rStyle w:val="SpecialCharTok"/>
+        </w:rPr>
+        <w:t xml:space="preserve">{</w:t>
+      </w:r>
+      <w:r>
+        <w:rPr>
+          <w:rStyle w:val="NormalTok"/>
+        </w:rPr>
+        <w:t xml:space="preserve">ep</w:t>
+      </w:r>
+      <w:r>
+        <w:rPr>
+          <w:rStyle w:val="SpecialCharTok"/>
+        </w:rPr>
+        <w:t xml:space="preserve">}</w:t>
+      </w:r>
+      <w:r>
+        <w:rPr>
+          <w:rStyle w:val="SpecialStringTok"/>
+        </w:rPr>
+        <w:t xml:space="preserve">, h=</w:t>
+      </w:r>
+      <w:r>
+        <w:rPr>
+          <w:rStyle w:val="SpecialCharTok"/>
+        </w:rPr>
+        <w:t xml:space="preserve">{</w:t>
+      </w:r>
+      <w:r>
+        <w:rPr>
+          <w:rStyle w:val="NormalTok"/>
+        </w:rPr>
+        <w:t xml:space="preserve">h</w:t>
+      </w:r>
+      <w:r>
+        <w:rPr>
+          <w:rStyle w:val="SpecialCharTok"/>
+        </w:rPr>
+        <w:t xml:space="preserve">:.3f}</w:t>
+      </w:r>
+      <w:r>
+        <w:rPr>
+          <w:rStyle w:val="SpecialStringTok"/>
+        </w:rPr>
+        <w:t xml:space="preserve">, mu=</w:t>
+      </w:r>
+      <w:r>
+        <w:rPr>
+          <w:rStyle w:val="SpecialCharTok"/>
+        </w:rPr>
+        <w:t xml:space="preserve">{</w:t>
+      </w:r>
+      <w:r>
+        <w:rPr>
+          <w:rStyle w:val="NormalTok"/>
+        </w:rPr>
+        <w:t xml:space="preserve">sigmoid(wa</w:t>
+      </w:r>
+      <w:r>
+        <w:rPr>
+          <w:rStyle w:val="OperatorTok"/>
+        </w:rPr>
+        <w:t xml:space="preserve">*</w:t>
+      </w:r>
+      <w:r>
+        <w:rPr>
+          <w:rStyle w:val="NormalTok"/>
+        </w:rPr>
+        <w:t xml:space="preserve">h</w:t>
+      </w:r>
+      <w:r>
+        <w:rPr>
+          <w:rStyle w:val="OperatorTok"/>
+        </w:rPr>
+        <w:t xml:space="preserve">+</w:t>
+      </w:r>
+      <w:r>
+        <w:rPr>
+          <w:rStyle w:val="NormalTok"/>
+        </w:rPr>
+        <w:t xml:space="preserve">ba)</w:t>
+      </w:r>
+      <w:r>
+        <w:rPr>
+          <w:rStyle w:val="SpecialCharTok"/>
+        </w:rPr>
+        <w:t xml:space="preserve">:.3f}</w:t>
+      </w:r>
+      <w:r>
+        <w:rPr>
+          <w:rStyle w:val="SpecialStringTok"/>
+        </w:rPr>
+        <w:t xml:space="preserve">"</w:t>
+      </w:r>
+      <w:r>
+        <w:rPr>
+          <w:rStyle w:val="NormalTok"/>
+        </w:rPr>
+        <w:t xml:space="preserve">)</w:t>
+      </w:r>
+    </w:p>
+    <w:p>
+      <w:r>
+        <w:pict>
+          <v:rect style="width:0;height:1.5pt" o:hralign="center" o:hrstd="t" o:hr="t"/>
+        </w:pict>
+      </w:r>
+    </w:p>
+    <w:bookmarkEnd w:id="42"/>
+    <w:bookmarkStart w:id="43" w:name="习题"/>
     <w:p>
       <w:pPr>
         <w:pStyle w:val="Heading2"/>
@@ -13811,8 +15745,8 @@
         </w:pict>
       </w:r>
     </w:p>
-    <w:bookmarkEnd w:id="42"/>
-    <w:bookmarkStart w:id="43" w:name="参考文献"/>
+    <w:bookmarkEnd w:id="43"/>
+    <w:bookmarkStart w:id="44" w:name="参考文献"/>
     <w:p>
       <w:pPr>
         <w:pStyle w:val="Heading2"/>
@@ -14052,8 +15986,8 @@
         <w:t xml:space="preserve">[15] Camacho E F, Bordons C. Model Predictive Control[M]. 2nd ed. London: Springer, 2007.</w:t>
       </w:r>
     </w:p>
-    <w:bookmarkEnd w:id="43"/>
     <w:bookmarkEnd w:id="44"/>
+    <w:bookmarkEnd w:id="45"/>
     <w:sectPr>
       <w:footnotePr>
         <w:numRestart w:val="eachSect"/>
